--- a/output/dados_json_completo.docx
+++ b/output/dados_json_completo.docx
@@ -13,7 +13,7 @@
           <w:b/>
           <w:i w:val="0"/>
           <w:color w:val="0123A1"/>
-          <w:sz w:val="44"/>
+          <w:sz w:val="56"/>
         </w:rPr>
         <w:t>DOCUMENTO DE DEMONSTRAÇÃO</w:t>
       </w:r>

--- a/output/dados_json_completo.docx
+++ b/output/dados_json_completo.docx
@@ -15,7 +15,7 @@
           <w:color w:val="0123A1"/>
           <w:sz w:val="56"/>
         </w:rPr>
-        <w:t>DOCUMENTO DE DEMONSTRAÇÃO</w:t>
+        <w:t>GUIA DE DEMONSTRAÇÃO</w:t>
       </w:r>
     </w:p>
     <w:p>
@@ -31,7 +31,7 @@
           <w:color w:val="000000"/>
           <w:sz w:val="36"/>
         </w:rPr>
-        <w:t>Safedocs - Todos os blocos</w:t>
+        <w:t>Safedocs — Exemplos completos</w:t>
       </w:r>
     </w:p>
     <w:p/>
@@ -91,7 +91,7 @@
           <w:color w:val="000000"/>
           <w:sz w:val="24"/>
         </w:rPr>
-        <w:t>Código: DOC-DEMO-001</w:t>
+        <w:t>Código: GUIDE-2026-02</w:t>
       </w:r>
     </w:p>
     <w:p>
@@ -123,7 +123,7 @@
           <w:color w:val="000000"/>
           <w:sz w:val="24"/>
         </w:rPr>
-        <w:t>Versão: A</w:t>
+        <w:t>Versão: B</w:t>
       </w:r>
     </w:p>
     <w:p>
@@ -144,7 +144,7 @@
           <w:color w:val="0123A1"/>
           <w:sz w:val="40"/>
         </w:rPr>
-        <w:t>1. Visão geral dos blocos</w:t>
+        <w:t>Seção 1 — Visão geral</w:t>
       </w:r>
     </w:p>
     <w:p>
@@ -160,7 +160,7 @@
           <w:color w:val="000000"/>
           <w:sz w:val="22"/>
         </w:rPr>
-        <w:t>Este documento mostra como cada bloco disponível é renderizado a partir de um JSON.</w:t>
+        <w:t>Este documento visa demonstrar cada bloco suportado pelo Safedocs e servir como referência para a IA que gera o JSON.</w:t>
       </w:r>
     </w:p>
     <w:p>
@@ -176,7 +176,7 @@
           <w:color w:val="000000"/>
           <w:sz w:val="22"/>
         </w:rPr>
-        <w:t xml:space="preserve">Você pode combinar </w:t>
+        <w:t xml:space="preserve">Você pode mesclar </w:t>
       </w:r>
       <w:r>
         <w:rPr>
@@ -186,7 +186,7 @@
           <w:color w:val="0123A1"/>
           <w:sz w:val="22"/>
         </w:rPr>
-        <w:t>texto em negrito azul</w:t>
+        <w:t>negrito azul</w:t>
       </w:r>
       <w:r>
         <w:rPr>
@@ -206,7 +206,27 @@
           <w:color w:val="0123A1"/>
           <w:sz w:val="22"/>
         </w:rPr>
-        <w:t>texto azul padrão</w:t>
+        <w:t>texto azul</w:t>
+      </w:r>
+      <w:r>
+        <w:rPr>
+          <w:rFonts w:ascii="Corbel" w:hAnsi="Corbel"/>
+          <w:b w:val="0"/>
+          <w:i w:val="0"/>
+          <w:color w:val="000000"/>
+          <w:sz w:val="22"/>
+        </w:rPr>
+        <w:t xml:space="preserve"> ou </w:t>
+      </w:r>
+      <w:r>
+        <w:rPr>
+          <w:rFonts w:ascii="Corbel" w:hAnsi="Corbel"/>
+          <w:b w:val="0"/>
+          <w:i/>
+          <w:color w:val="000000"/>
+          <w:sz w:val="22"/>
+        </w:rPr>
+        <w:t>itálico</w:t>
       </w:r>
       <w:r>
         <w:rPr>
@@ -217,26 +237,6 @@
           <w:sz w:val="22"/>
         </w:rPr>
         <w:t xml:space="preserve">, </w:t>
-      </w:r>
-      <w:r>
-        <w:rPr>
-          <w:rFonts w:ascii="Corbel" w:hAnsi="Corbel"/>
-          <w:b w:val="0"/>
-          <w:i/>
-          <w:color w:val="000000"/>
-          <w:sz w:val="22"/>
-        </w:rPr>
-        <w:t>itálico</w:t>
-      </w:r>
-      <w:r>
-        <w:rPr>
-          <w:rFonts w:ascii="Corbel" w:hAnsi="Corbel"/>
-          <w:b w:val="0"/>
-          <w:i w:val="0"/>
-          <w:color w:val="000000"/>
-          <w:sz w:val="22"/>
-        </w:rPr>
-        <w:t xml:space="preserve"> e </w:t>
       </w:r>
       <w:r>
         <w:rPr>
@@ -256,7 +256,103 @@
           <w:color w:val="000000"/>
           <w:sz w:val="22"/>
         </w:rPr>
-        <w:t xml:space="preserve"> dentro de um mesmo parágrafo.</w:t>
+        <w:t xml:space="preserve"> e manter tudo fluido no mesmo parágrafo.</w:t>
+      </w:r>
+    </w:p>
+    <w:p>
+      <w:pPr>
+        <w:spacing w:before="200" w:after="80"/>
+        <w:jc w:val="left"/>
+      </w:pPr>
+      <w:r>
+        <w:rPr>
+          <w:rFonts w:ascii="Corbel" w:hAnsi="Corbel"/>
+          <w:b/>
+          <w:i w:val="0"/>
+          <w:color w:val="0123A1"/>
+          <w:sz w:val="32"/>
+        </w:rPr>
+        <w:t>Subseção 1.1 — Geração</w:t>
+      </w:r>
+    </w:p>
+    <w:p>
+      <w:pPr>
+        <w:spacing w:before="0" w:after="120"/>
+        <w:jc w:val="both"/>
+      </w:pPr>
+      <w:r>
+        <w:rPr>
+          <w:rFonts w:ascii="Corbel" w:hAnsi="Corbel"/>
+          <w:b w:val="0"/>
+          <w:i w:val="0"/>
+          <w:color w:val="000000"/>
+          <w:sz w:val="22"/>
+        </w:rPr>
+        <w:t>As seções usam estilos diferenciados para evitar confusão visual, enquanto o restante do texto permanece em corpo justificado.</w:t>
+      </w:r>
+    </w:p>
+    <w:p>
+      <w:pPr>
+        <w:spacing w:before="160" w:after="60"/>
+        <w:jc w:val="left"/>
+      </w:pPr>
+      <w:r>
+        <w:rPr>
+          <w:rFonts w:ascii="Corbel" w:hAnsi="Corbel"/>
+          <w:b/>
+          <w:i w:val="0"/>
+          <w:color w:val="0123A1"/>
+          <w:sz w:val="28"/>
+        </w:rPr>
+        <w:t>Subsubseção 1.1.1 — Estrutura</w:t>
+      </w:r>
+    </w:p>
+    <w:p>
+      <w:pPr>
+        <w:spacing w:before="0" w:after="120"/>
+        <w:jc w:val="both"/>
+      </w:pPr>
+      <w:r>
+        <w:rPr>
+          <w:rFonts w:ascii="Corbel" w:hAnsi="Corbel"/>
+          <w:b w:val="0"/>
+          <w:i w:val="0"/>
+          <w:color w:val="000000"/>
+          <w:sz w:val="22"/>
+        </w:rPr>
+        <w:t>Cada bloco JSON possui campos simples: apenas escreva o tipo correto em português e o Safedocs renderiza o estilo correspondente.</w:t>
+      </w:r>
+    </w:p>
+    <w:p>
+      <w:pPr>
+        <w:spacing w:before="120" w:after="60"/>
+        <w:jc w:val="left"/>
+      </w:pPr>
+      <w:r>
+        <w:rPr>
+          <w:rFonts w:ascii="Corbel" w:hAnsi="Corbel"/>
+          <w:b/>
+          <w:i w:val="0"/>
+          <w:color w:val="0123A1"/>
+          <w:sz w:val="24"/>
+        </w:rPr>
+        <w:t>Subsubsubseção 1.1.1.1 — Validação</w:t>
+      </w:r>
+    </w:p>
+    <w:p>
+      <w:pPr>
+        <w:spacing w:before="0" w:after="120"/>
+        <w:jc w:val="both"/>
+      </w:pPr>
+      <w:r>
+        <w:rPr>
+          <w:rFonts w:ascii="Corbel" w:hAnsi="Corbel"/>
+          <w:b w:val="0"/>
+          <w:i w:val="0"/>
+          <w:color w:val="000000"/>
+          <w:sz w:val="22"/>
+        </w:rPr>
+        <w:t>O validador garante que o JSON contenha os campos obrigatórios e rejeita blocos desconhecidos.</w:t>
       </w:r>
     </w:p>
     <w:p>
@@ -272,12 +368,12 @@
           <w:color w:val="0123A1"/>
           <w:sz w:val="40"/>
         </w:rPr>
-        <w:t>2. Cabeçalhos</w:t>
-      </w:r>
-    </w:p>
-    <w:p>
-      <w:pPr>
-        <w:spacing w:before="200" w:after="80"/>
+        <w:t>Seção 2 — Listas e Tabelas</w:t>
+      </w:r>
+    </w:p>
+    <w:p>
+      <w:pPr>
+        <w:spacing w:before="0" w:after="40"/>
         <w:jc w:val="left"/>
       </w:pPr>
       <w:r>
@@ -286,14 +382,24 @@
           <w:b/>
           <w:i w:val="0"/>
           <w:color w:val="0123A1"/>
-          <w:sz w:val="32"/>
-        </w:rPr>
-        <w:t>2.1 Heading nível 2</w:t>
-      </w:r>
-    </w:p>
-    <w:p>
-      <w:pPr>
-        <w:spacing w:before="160" w:after="60"/>
+          <w:sz w:val="22"/>
+        </w:rPr>
+        <w:t xml:space="preserve">• </w:t>
+      </w:r>
+      <w:r>
+        <w:rPr>
+          <w:rFonts w:ascii="Corbel" w:hAnsi="Corbel"/>
+          <w:b w:val="0"/>
+          <w:i w:val="0"/>
+          <w:color w:val="000000"/>
+          <w:sz w:val="22"/>
+        </w:rPr>
+        <w:t>Marcador 1 — apresentado em estilo bullet</w:t>
+      </w:r>
+    </w:p>
+    <w:p>
+      <w:pPr>
+        <w:spacing w:before="0" w:after="40"/>
         <w:jc w:val="left"/>
       </w:pPr>
       <w:r>
@@ -302,14 +408,24 @@
           <w:b/>
           <w:i w:val="0"/>
           <w:color w:val="0123A1"/>
-          <w:sz w:val="28"/>
-        </w:rPr>
-        <w:t>2.2 Heading nível 3</w:t>
-      </w:r>
-    </w:p>
-    <w:p>
-      <w:pPr>
-        <w:spacing w:before="120" w:after="60"/>
+          <w:sz w:val="22"/>
+        </w:rPr>
+        <w:t xml:space="preserve">• </w:t>
+      </w:r>
+      <w:r>
+        <w:rPr>
+          <w:rFonts w:ascii="Corbel" w:hAnsi="Corbel"/>
+          <w:b w:val="0"/>
+          <w:i w:val="0"/>
+          <w:color w:val="000000"/>
+          <w:sz w:val="22"/>
+        </w:rPr>
+        <w:t>Marcador 2 — com conteúdo explicativo</w:t>
+      </w:r>
+    </w:p>
+    <w:p>
+      <w:pPr>
+        <w:spacing w:before="0" w:after="40"/>
         <w:jc w:val="left"/>
       </w:pPr>
       <w:r>
@@ -318,14 +434,24 @@
           <w:b/>
           <w:i w:val="0"/>
           <w:color w:val="0123A1"/>
-          <w:sz w:val="24"/>
-        </w:rPr>
-        <w:t>2.3 Heading nível 4</w:t>
-      </w:r>
-    </w:p>
-    <w:p>
-      <w:pPr>
-        <w:spacing w:before="240" w:after="120"/>
+          <w:sz w:val="22"/>
+        </w:rPr>
+        <w:t xml:space="preserve">• </w:t>
+      </w:r>
+      <w:r>
+        <w:rPr>
+          <w:rFonts w:ascii="Corbel" w:hAnsi="Corbel"/>
+          <w:b w:val="0"/>
+          <w:i w:val="0"/>
+          <w:color w:val="000000"/>
+          <w:sz w:val="22"/>
+        </w:rPr>
+        <w:t>Marcador 3 — ainda em bullet</w:t>
+      </w:r>
+    </w:p>
+    <w:p>
+      <w:pPr>
+        <w:spacing w:before="0" w:after="40"/>
         <w:jc w:val="left"/>
       </w:pPr>
       <w:r>
@@ -334,9 +460,71 @@
           <w:b/>
           <w:i w:val="0"/>
           <w:color w:val="0123A1"/>
-          <w:sz w:val="40"/>
-        </w:rPr>
-        <w:t>3. Listas e tabelas</w:t>
+          <w:sz w:val="22"/>
+        </w:rPr>
+        <w:t xml:space="preserve">1. </w:t>
+      </w:r>
+      <w:r>
+        <w:rPr>
+          <w:rFonts w:ascii="Corbel" w:hAnsi="Corbel"/>
+          <w:b w:val="0"/>
+          <w:i w:val="0"/>
+          <w:color w:val="000000"/>
+          <w:sz w:val="22"/>
+        </w:rPr>
+        <w:t>Primeira etapa do processo</w:t>
+      </w:r>
+    </w:p>
+    <w:p>
+      <w:pPr>
+        <w:spacing w:before="0" w:after="40"/>
+        <w:jc w:val="left"/>
+      </w:pPr>
+      <w:r>
+        <w:rPr>
+          <w:rFonts w:ascii="Corbel" w:hAnsi="Corbel"/>
+          <w:b/>
+          <w:i w:val="0"/>
+          <w:color w:val="0123A1"/>
+          <w:sz w:val="22"/>
+        </w:rPr>
+        <w:t xml:space="preserve">2. </w:t>
+      </w:r>
+      <w:r>
+        <w:rPr>
+          <w:rFonts w:ascii="Corbel" w:hAnsi="Corbel"/>
+          <w:b w:val="0"/>
+          <w:i w:val="0"/>
+          <w:color w:val="000000"/>
+          <w:sz w:val="22"/>
+        </w:rPr>
+        <w:t>Segunda etapa analítica</w:t>
+      </w:r>
+    </w:p>
+    <w:p>
+      <w:pPr>
+        <w:spacing w:before="0" w:after="40"/>
+        <w:jc w:val="left"/>
+      </w:pPr>
+      <w:r>
+        <w:rPr>
+          <w:rFonts w:ascii="Corbel" w:hAnsi="Corbel"/>
+          <w:b/>
+          <w:i w:val="0"/>
+          <w:color w:val="0123A1"/>
+          <w:sz w:val="22"/>
+        </w:rPr>
+        <w:t xml:space="preserve">3. </w:t>
+      </w:r>
+      <w:r>
+        <w:rPr>
+          <w:rFonts w:ascii="Corbel" w:hAnsi="Corbel"/>
+          <w:b w:val="0"/>
+          <w:i w:val="0"/>
+          <w:color w:val="000000"/>
+          <w:sz w:val="22"/>
+        </w:rPr>
+        <w:t>Terceira etapa validada</w:t>
       </w:r>
     </w:p>
     <w:p>
@@ -352,195 +540,7 @@
           <w:color w:val="000000"/>
           <w:sz w:val="22"/>
         </w:rPr>
-        <w:t>A seguir exibimos exemplos de listas com marcadores e numeradas.</w:t>
-      </w:r>
-    </w:p>
-    <w:p>
-      <w:pPr>
-        <w:spacing w:before="0" w:after="40"/>
-        <w:jc w:val="left"/>
-      </w:pPr>
-      <w:r>
-        <w:rPr>
-          <w:rFonts w:ascii="Corbel" w:hAnsi="Corbel"/>
-          <w:b/>
-          <w:i w:val="0"/>
-          <w:color w:val="0123A1"/>
-          <w:sz w:val="22"/>
-        </w:rPr>
-        <w:t xml:space="preserve">• </w:t>
-      </w:r>
-      <w:r>
-        <w:rPr>
-          <w:rFonts w:ascii="Corbel" w:hAnsi="Corbel"/>
-          <w:b w:val="0"/>
-          <w:i w:val="0"/>
-          <w:color w:val="000000"/>
-          <w:sz w:val="22"/>
-        </w:rPr>
-        <w:t>Marcador A</w:t>
-      </w:r>
-    </w:p>
-    <w:p>
-      <w:pPr>
-        <w:spacing w:before="0" w:after="40"/>
-        <w:jc w:val="left"/>
-      </w:pPr>
-      <w:r>
-        <w:rPr>
-          <w:rFonts w:ascii="Corbel" w:hAnsi="Corbel"/>
-          <w:b/>
-          <w:i w:val="0"/>
-          <w:color w:val="0123A1"/>
-          <w:sz w:val="22"/>
-        </w:rPr>
-        <w:t xml:space="preserve">• </w:t>
-      </w:r>
-      <w:r>
-        <w:rPr>
-          <w:rFonts w:ascii="Corbel" w:hAnsi="Corbel"/>
-          <w:b w:val="0"/>
-          <w:i w:val="0"/>
-          <w:color w:val="000000"/>
-          <w:sz w:val="22"/>
-        </w:rPr>
-        <w:t>Marcador B</w:t>
-      </w:r>
-    </w:p>
-    <w:p>
-      <w:pPr>
-        <w:spacing w:before="0" w:after="40"/>
-        <w:jc w:val="left"/>
-      </w:pPr>
-      <w:r>
-        <w:rPr>
-          <w:rFonts w:ascii="Corbel" w:hAnsi="Corbel"/>
-          <w:b/>
-          <w:i w:val="0"/>
-          <w:color w:val="0123A1"/>
-          <w:sz w:val="22"/>
-        </w:rPr>
-        <w:t xml:space="preserve">• </w:t>
-      </w:r>
-      <w:r>
-        <w:rPr>
-          <w:rFonts w:ascii="Corbel" w:hAnsi="Corbel"/>
-          <w:b w:val="0"/>
-          <w:i w:val="0"/>
-          <w:color w:val="000000"/>
-          <w:sz w:val="22"/>
-        </w:rPr>
-        <w:t>Marcador C</w:t>
-      </w:r>
-    </w:p>
-    <w:p>
-      <w:pPr>
-        <w:spacing w:before="0" w:after="40"/>
-        <w:jc w:val="left"/>
-      </w:pPr>
-      <w:r>
-        <w:rPr>
-          <w:rFonts w:ascii="Corbel" w:hAnsi="Corbel"/>
-          <w:b/>
-          <w:i w:val="0"/>
-          <w:color w:val="0123A1"/>
-          <w:sz w:val="22"/>
-        </w:rPr>
-        <w:t xml:space="preserve">1. </w:t>
-      </w:r>
-      <w:r>
-        <w:rPr>
-          <w:rFonts w:ascii="Corbel" w:hAnsi="Corbel"/>
-          <w:b w:val="0"/>
-          <w:i w:val="0"/>
-          <w:color w:val="000000"/>
-          <w:sz w:val="22"/>
-        </w:rPr>
-        <w:t>Primeira etapa</w:t>
-      </w:r>
-    </w:p>
-    <w:p>
-      <w:pPr>
-        <w:spacing w:before="0" w:after="40"/>
-        <w:jc w:val="left"/>
-      </w:pPr>
-      <w:r>
-        <w:rPr>
-          <w:rFonts w:ascii="Corbel" w:hAnsi="Corbel"/>
-          <w:b/>
-          <w:i w:val="0"/>
-          <w:color w:val="0123A1"/>
-          <w:sz w:val="22"/>
-        </w:rPr>
-        <w:t xml:space="preserve">2. </w:t>
-      </w:r>
-      <w:r>
-        <w:rPr>
-          <w:rFonts w:ascii="Corbel" w:hAnsi="Corbel"/>
-          <w:b w:val="0"/>
-          <w:i w:val="0"/>
-          <w:color w:val="000000"/>
-          <w:sz w:val="22"/>
-        </w:rPr>
-        <w:t>Segunda etapa</w:t>
-      </w:r>
-    </w:p>
-    <w:p>
-      <w:pPr>
-        <w:spacing w:before="0" w:after="40"/>
-        <w:jc w:val="left"/>
-      </w:pPr>
-      <w:r>
-        <w:rPr>
-          <w:rFonts w:ascii="Corbel" w:hAnsi="Corbel"/>
-          <w:b/>
-          <w:i w:val="0"/>
-          <w:color w:val="0123A1"/>
-          <w:sz w:val="22"/>
-        </w:rPr>
-        <w:t xml:space="preserve">3. </w:t>
-      </w:r>
-      <w:r>
-        <w:rPr>
-          <w:rFonts w:ascii="Corbel" w:hAnsi="Corbel"/>
-          <w:b w:val="0"/>
-          <w:i w:val="0"/>
-          <w:color w:val="000000"/>
-          <w:sz w:val="22"/>
-        </w:rPr>
-        <w:t>Terceira etapa</w:t>
-      </w:r>
-    </w:p>
-    <w:p>
-      <w:pPr>
-        <w:spacing w:before="240" w:after="120"/>
-        <w:jc w:val="left"/>
-      </w:pPr>
-      <w:r>
-        <w:rPr>
-          <w:rFonts w:ascii="Corbel" w:hAnsi="Corbel"/>
-          <w:b/>
-          <w:i w:val="0"/>
-          <w:color w:val="0123A1"/>
-          <w:sz w:val="40"/>
-        </w:rPr>
-        <w:t>4. Tabela e imagem</w:t>
-      </w:r>
-    </w:p>
-    <w:p>
-      <w:pPr>
-        <w:spacing w:before="0" w:after="120"/>
-        <w:jc w:val="both"/>
-      </w:pPr>
-      <w:r>
-        <w:rPr>
-          <w:rFonts w:ascii="Corbel" w:hAnsi="Corbel"/>
-          <w:b w:val="0"/>
-          <w:i w:val="0"/>
-          <w:color w:val="000000"/>
-          <w:sz w:val="22"/>
-        </w:rPr>
-        <w:t>A tabela descreve três colunas e a imagem abaixo usa o placeholder configurado.</w:t>
+        <w:t>A seguir, uma tabela resume as entradas possíveis.</w:t>
       </w:r>
     </w:p>
     <w:tbl>
@@ -573,7 +573,7 @@
                 <w:color w:val="FFFFFF"/>
                 <w:sz w:val="22"/>
               </w:rPr>
-              <w:t>Coluna A</w:t>
+              <w:t>Atributo</w:t>
             </w:r>
           </w:p>
         </w:tc>
@@ -595,7 +595,7 @@
                 <w:color w:val="FFFFFF"/>
                 <w:sz w:val="22"/>
               </w:rPr>
-              <w:t>Coluna B</w:t>
+              <w:t>Descrição</w:t>
             </w:r>
           </w:p>
         </w:tc>
@@ -617,7 +617,7 @@
                 <w:color w:val="FFFFFF"/>
                 <w:sz w:val="22"/>
               </w:rPr>
-              <w:t>Coluna C</w:t>
+              <w:t>Exemplo</w:t>
             </w:r>
           </w:p>
         </w:tc>
@@ -640,7 +640,7 @@
                 <w:color w:val="000000"/>
                 <w:sz w:val="22"/>
               </w:rPr>
-              <w:t>Valor 1A</w:t>
+              <w:t>tipo_do_documento</w:t>
             </w:r>
           </w:p>
         </w:tc>
@@ -661,7 +661,7 @@
                 <w:color w:val="000000"/>
                 <w:sz w:val="22"/>
               </w:rPr>
-              <w:t>Valor 1B</w:t>
+              <w:t>Nome do documento</w:t>
             </w:r>
           </w:p>
         </w:tc>
@@ -682,7 +682,7 @@
                 <w:color w:val="000000"/>
                 <w:sz w:val="22"/>
               </w:rPr>
-              <w:t>Valor 1C</w:t>
+              <w:t>Guia de Demonstração</w:t>
             </w:r>
           </w:p>
         </w:tc>
@@ -705,7 +705,7 @@
                 <w:color w:val="000000"/>
                 <w:sz w:val="22"/>
               </w:rPr>
-              <w:t>Valor 2A</w:t>
+              <w:t>nome_do_item</w:t>
             </w:r>
           </w:p>
         </w:tc>
@@ -726,7 +726,7 @@
                 <w:color w:val="000000"/>
                 <w:sz w:val="22"/>
               </w:rPr>
-              <w:t>Valor 2B</w:t>
+              <w:t>Produto principal</w:t>
             </w:r>
           </w:p>
         </w:tc>
@@ -747,7 +747,7 @@
                 <w:color w:val="000000"/>
                 <w:sz w:val="22"/>
               </w:rPr>
-              <w:t>Valor 2C</w:t>
+              <w:t>Safedocs — Exemplos completos</w:t>
             </w:r>
           </w:p>
         </w:tc>
@@ -770,7 +770,7 @@
                 <w:color w:val="000000"/>
                 <w:sz w:val="22"/>
               </w:rPr>
-              <w:t>Valor 3A</w:t>
+              <w:t>codigo</w:t>
             </w:r>
           </w:p>
         </w:tc>
@@ -791,7 +791,7 @@
                 <w:color w:val="000000"/>
                 <w:sz w:val="22"/>
               </w:rPr>
-              <w:t>Valor 3B</w:t>
+              <w:t>Identificador</w:t>
             </w:r>
           </w:p>
         </w:tc>
@@ -812,12 +812,44 @@
                 <w:color w:val="000000"/>
                 <w:sz w:val="22"/>
               </w:rPr>
-              <w:t>Valor 3C</w:t>
+              <w:t>GUIDE-2026-02</w:t>
             </w:r>
           </w:p>
         </w:tc>
       </w:tr>
     </w:tbl>
+    <w:p>
+      <w:pPr>
+        <w:spacing w:before="240" w:after="120"/>
+        <w:jc w:val="left"/>
+      </w:pPr>
+      <w:r>
+        <w:rPr>
+          <w:rFonts w:ascii="Corbel" w:hAnsi="Corbel"/>
+          <w:b/>
+          <w:i w:val="0"/>
+          <w:color w:val="0123A1"/>
+          <w:sz w:val="40"/>
+        </w:rPr>
+        <w:t>Seção 3 — Imagens e Quebra</w:t>
+      </w:r>
+    </w:p>
+    <w:p>
+      <w:pPr>
+        <w:spacing w:before="0" w:after="120"/>
+        <w:jc w:val="both"/>
+      </w:pPr>
+      <w:r>
+        <w:rPr>
+          <w:rFonts w:ascii="Corbel" w:hAnsi="Corbel"/>
+          <w:b w:val="0"/>
+          <w:i w:val="0"/>
+          <w:color w:val="000000"/>
+          <w:sz w:val="22"/>
+        </w:rPr>
+        <w:t>A imagem abaixo usa o placeholder padrão; a IA pode enviar qualquer caminho, mas o Safedocs recai no placeholder configurado quando não encontra o arquivo.</w:t>
+      </w:r>
+    </w:p>
     <w:p>
       <w:pPr>
         <w:spacing w:before="120" w:after="60"/>
@@ -871,7 +903,23 @@
           <w:color w:val="000000"/>
           <w:sz w:val="20"/>
         </w:rPr>
-        <w:t>Figura 1 - Imagem de placeholder usada como exemplo</w:t>
+        <w:t>Figura 1 — Placeholder padrão</w:t>
+      </w:r>
+    </w:p>
+    <w:p>
+      <w:pPr>
+        <w:spacing w:before="0" w:after="120"/>
+        <w:jc w:val="both"/>
+      </w:pPr>
+      <w:r>
+        <w:rPr>
+          <w:rFonts w:ascii="Corbel" w:hAnsi="Corbel"/>
+          <w:b w:val="0"/>
+          <w:i w:val="0"/>
+          <w:color w:val="000000"/>
+          <w:sz w:val="22"/>
+        </w:rPr>
+        <w:t>Após a imagem, forçamos uma quebra para ilustrar o comando `quebra_de_pagina`.</w:t>
       </w:r>
     </w:p>
     <w:p>
@@ -892,7 +940,7 @@
           <w:color w:val="0123A1"/>
           <w:sz w:val="40"/>
         </w:rPr>
-        <w:t>5. Encerramento</w:t>
+        <w:t>Seção 4 — Conclusão</w:t>
       </w:r>
     </w:p>
     <w:p>
@@ -908,7 +956,23 @@
           <w:color w:val="000000"/>
           <w:sz w:val="22"/>
         </w:rPr>
-        <w:t>Depois da quebra de página, mantemos o padrão de blocos e encerramos o documento.</w:t>
+        <w:t>Com este exemplo a IA pode inferir como mapear blocos textuais, listas, tabelas e imagens ao JSON reconhecido pelo Safedocs.</w:t>
+      </w:r>
+    </w:p>
+    <w:p>
+      <w:pPr>
+        <w:spacing w:before="0" w:after="120"/>
+        <w:jc w:val="both"/>
+      </w:pPr>
+      <w:r>
+        <w:rPr>
+          <w:rFonts w:ascii="Corbel" w:hAnsi="Corbel"/>
+          <w:b w:val="0"/>
+          <w:i w:val="0"/>
+          <w:color w:val="000000"/>
+          <w:sz w:val="22"/>
+        </w:rPr>
+        <w:t>Documentação completa: código, data e revisão aparecem na capa, seções ficam hierarquizadas e as runs demonstram variações de estilo.</w:t>
       </w:r>
     </w:p>
     <w:sectPr>
